--- a/Programacion II/Clases/Proyecto Integrador/Enunciado Proyecto Integrador - Programacion II - 2026-2.docx
+++ b/Programacion II/Clases/Proyecto Integrador/Enunciado Proyecto Integrador - Programacion II - 2026-2.docx
@@ -121,7 +121,7 @@
           <w:color w:val="095292"/>
           <w:sz w:val="20"/>
         </w:rPr>
-        <w:t>Versión estudiante — Entrega en ExamLab según hitos del plan.</w:t>
+        <w:t>Versión estudiante — Entrega final en ExamLab: dom 15/11/2026, 11:59 p. m.</w:t>
       </w:r>
     </w:p>
     <w:p>
@@ -803,7 +803,7 @@
                 <w:color w:val="2B2B2B"/>
                 <w:sz w:val="20"/>
               </w:rPr>
-              <w:t>S13 (Clase 15)</w:t>
+              <w:t>Plazo unico</w:t>
             </w:r>
           </w:p>
         </w:tc>
@@ -821,7 +821,7 @@
                 <w:color w:val="2B2B2B"/>
                 <w:sz w:val="20"/>
               </w:rPr>
-              <w:t>18/11</w:t>
+              <w:t>dom 15/11</w:t>
             </w:r>
           </w:p>
         </w:tc>
@@ -839,7 +839,60 @@
                 <w:color w:val="2B2B2B"/>
                 <w:sz w:val="20"/>
               </w:rPr>
-              <w:t>Sustentacion final (mismo dia del Parcial 3)</w:t>
+              <w:t>Entrega final en ExamLab hasta las 11:59 p. m.: un .zip + el enlace al repositorio</w:t>
+            </w:r>
+          </w:p>
+        </w:tc>
+      </w:tr>
+      <w:tr>
+        <w:tc>
+          <w:tcPr>
+            <w:tcW w:type="dxa" w:w="3264"/>
+          </w:tcPr>
+          <w:p>
+            <w:r/>
+            <w:r>
+              <w:rPr>
+                <w:rFonts w:ascii="Calibri" w:hAnsi="Calibri" w:eastAsia="Calibri"/>
+                <w:b w:val="0"/>
+                <w:color w:val="2B2B2B"/>
+                <w:sz w:val="20"/>
+              </w:rPr>
+              <w:t>S13 (Clase 15)</w:t>
+            </w:r>
+          </w:p>
+        </w:tc>
+        <w:tc>
+          <w:tcPr>
+            <w:tcW w:type="dxa" w:w="3264"/>
+          </w:tcPr>
+          <w:p>
+            <w:r/>
+            <w:r>
+              <w:rPr>
+                <w:rFonts w:ascii="Calibri" w:hAnsi="Calibri" w:eastAsia="Calibri"/>
+                <w:b w:val="0"/>
+                <w:color w:val="2B2B2B"/>
+                <w:sz w:val="20"/>
+              </w:rPr>
+              <w:t>18/11</w:t>
+            </w:r>
+          </w:p>
+        </w:tc>
+        <w:tc>
+          <w:tcPr>
+            <w:tcW w:type="dxa" w:w="3264"/>
+          </w:tcPr>
+          <w:p>
+            <w:r/>
+            <w:r>
+              <w:rPr>
+                <w:rFonts w:ascii="Calibri" w:hAnsi="Calibri" w:eastAsia="Calibri"/>
+                <w:b w:val="0"/>
+                <w:color w:val="2B2B2B"/>
+                <w:sz w:val="20"/>
+              </w:rPr>
+              <w:t>Sustentacion final: 15 min + 5 de preguntas (mismo dia del Parcial 3)</w:t>
             </w:r>
           </w:p>
         </w:tc>
@@ -878,7 +931,7 @@
           <w:color w:val="2B2B2B"/>
           <w:sz w:val="22"/>
         </w:rPr>
-        <w:t>Codigo fuente del proyecto (ZIP o enlace al repositorio).</w:t>
+        <w:t>Codigo fuente del proyecto, dentro del .zip; ademas, el enlace al repositorio (obligatorio, seccion 8).</w:t>
       </w:r>
     </w:p>
     <w:p>
@@ -923,7 +976,7 @@
           <w:color w:val="2B2B2B"/>
           <w:sz w:val="22"/>
         </w:rPr>
-        <w:t>Sustentacion de 5-8 minutos (si hay equipo autorizado, deben participar todos los integrantes).</w:t>
+        <w:t>Sustentacion: 15 minutos de exposicion + 5 de preguntas, turno de 20 minutos (si hay equipo autorizado, deben participar todos los integrantes).</w:t>
       </w:r>
     </w:p>
     <w:p>
@@ -1354,23 +1407,14 @@
           <w:color w:val="095292"/>
           <w:sz w:val="24"/>
         </w:rPr>
-        <w:t>8. Entrega</w:t>
+        <w:t>8. Entrega y sustentacion</w:t>
       </w:r>
     </w:p>
     <w:p>
       <w:pPr>
-        <w:spacing w:after="120" w:before="0"/>
-        <w:jc w:val="left"/>
+        <w:pStyle w:val="ListBullet"/>
+        <w:spacing w:after="40"/>
       </w:pPr>
-      <w:r>
-        <w:rPr>
-          <w:rFonts w:ascii="Calibri" w:hAnsi="Calibri" w:eastAsia="Calibri"/>
-          <w:b w:val="0"/>
-          <w:color w:val="2B2B2B"/>
-          <w:sz w:val="22"/>
-        </w:rPr>
-        <w:t xml:space="preserve">Entrega en </w:t>
-      </w:r>
       <w:r>
         <w:rPr>
           <w:rFonts w:ascii="Calibri" w:hAnsi="Calibri" w:eastAsia="Calibri"/>
@@ -1378,7 +1422,7 @@
           <w:color w:val="2B2B2B"/>
           <w:sz w:val="22"/>
         </w:rPr>
-        <w:t>ExamLab</w:t>
+        <w:t>Plazo unico:</w:t>
       </w:r>
       <w:r>
         <w:rPr>
@@ -1387,7 +1431,103 @@
           <w:color w:val="2B2B2B"/>
           <w:sz w:val="22"/>
         </w:rPr>
-        <w:t xml:space="preserve"> segun los hitos del plan. Envio individual.</w:t>
+        <w:t xml:space="preserve"> domingo 15 de noviembre de 2026, 11:59 p. m., en ExamLab.</w:t>
+      </w:r>
+    </w:p>
+    <w:p>
+      <w:pPr>
+        <w:pStyle w:val="ListBullet"/>
+        <w:spacing w:after="40"/>
+      </w:pPr>
+      <w:r>
+        <w:rPr>
+          <w:rFonts w:ascii="Calibri" w:hAnsi="Calibri" w:eastAsia="Calibri"/>
+          <w:b/>
+          <w:color w:val="2B2B2B"/>
+          <w:sz w:val="22"/>
+        </w:rPr>
+        <w:t>Que se sube:</w:t>
+      </w:r>
+      <w:r>
+        <w:rPr>
+          <w:rFonts w:ascii="Calibri" w:hAnsi="Calibri" w:eastAsia="Calibri"/>
+          <w:b w:val="0"/>
+          <w:color w:val="2B2B2B"/>
+          <w:sz w:val="22"/>
+        </w:rPr>
+        <w:t xml:space="preserve"> un solo archivo .zip con todo —codigo, documentos, diagramas y capturas—; dentro puede ir cualquier tipo de archivo, y pesa como maximo 50 MB.</w:t>
+      </w:r>
+    </w:p>
+    <w:p>
+      <w:pPr>
+        <w:pStyle w:val="ListBullet"/>
+        <w:spacing w:after="40"/>
+      </w:pPr>
+      <w:r>
+        <w:rPr>
+          <w:rFonts w:ascii="Calibri" w:hAnsi="Calibri" w:eastAsia="Calibri"/>
+          <w:b/>
+          <w:color w:val="2B2B2B"/>
+          <w:sz w:val="22"/>
+        </w:rPr>
+        <w:t>Enlace obligatorio:</w:t>
+      </w:r>
+      <w:r>
+        <w:rPr>
+          <w:rFonts w:ascii="Calibri" w:hAnsi="Calibri" w:eastAsia="Calibri"/>
+          <w:b w:val="0"/>
+          <w:color w:val="2B2B2B"/>
+          <w:sz w:val="22"/>
+        </w:rPr>
+        <w:t xml:space="preserve"> junto al .zip va el enlace al repositorio de GitHub o a la carpeta de Drive del proyecto.</w:t>
+      </w:r>
+    </w:p>
+    <w:p>
+      <w:pPr>
+        <w:pStyle w:val="ListBullet"/>
+        <w:spacing w:after="40"/>
+      </w:pPr>
+      <w:r>
+        <w:rPr>
+          <w:rFonts w:ascii="Calibri" w:hAnsi="Calibri" w:eastAsia="Calibri"/>
+          <w:b/>
+          <w:color w:val="2B2B2B"/>
+          <w:sz w:val="22"/>
+        </w:rPr>
+        <w:t>Una sola entrega por estudiante,</w:t>
+      </w:r>
+      <w:r>
+        <w:rPr>
+          <w:rFonts w:ascii="Calibri" w:hAnsi="Calibri" w:eastAsia="Calibri"/>
+          <w:b w:val="0"/>
+          <w:color w:val="2B2B2B"/>
+          <w:sz w:val="22"/>
+        </w:rPr>
+        <w:t xml:space="preserve"> tambien si el docente autorizo trabajar en equipo.</w:t>
+      </w:r>
+    </w:p>
+    <w:p>
+      <w:pPr>
+        <w:pStyle w:val="ListBullet"/>
+        <w:spacing w:after="40"/>
+      </w:pPr>
+      <w:r>
+        <w:rPr>
+          <w:rFonts w:ascii="Calibri" w:hAnsi="Calibri" w:eastAsia="Calibri"/>
+          <w:b/>
+          <w:color w:val="2B2B2B"/>
+          <w:sz w:val="22"/>
+        </w:rPr>
+        <w:t>Sustentacion:</w:t>
+      </w:r>
+      <w:r>
+        <w:rPr>
+          <w:rFonts w:ascii="Calibri" w:hAnsi="Calibri" w:eastAsia="Calibri"/>
+          <w:b w:val="0"/>
+          <w:color w:val="2B2B2B"/>
+          <w:sz w:val="22"/>
+        </w:rPr>
+        <w:t xml:space="preserve"> miercoles 18/11/2026, en la ultima clase (sesion 13, mismo dia del Parcial 3), por Meet: 15 minutos de exposicion + 5 minutos de preguntas (turno de 20 minutos).</w:t>
       </w:r>
     </w:p>
     <w:sectPr>

--- a/Programacion II/Clases/Proyecto Integrador/Enunciado Proyecto Integrador - Programacion II - 2026-2.docx
+++ b/Programacion II/Clases/Proyecto Integrador/Enunciado Proyecto Integrador - Programacion II - 2026-2.docx
@@ -110,7 +110,7 @@
     </w:p>
     <w:p>
       <w:pPr>
-        <w:spacing w:after="200" w:before="0"/>
+        <w:spacing w:after="80" w:before="0"/>
         <w:jc w:val="center"/>
         <w:shd w:val="clear" w:fill="E8F4FA"/>
       </w:pPr>
@@ -122,6 +122,22 @@
           <w:sz w:val="20"/>
         </w:rPr>
         <w:t>Versión estudiante — Entrega final en ExamLab: dom 15/11/2026, 11:59 p. m.</w:t>
+      </w:r>
+    </w:p>
+    <w:p>
+      <w:pPr>
+        <w:spacing w:after="200" w:before="0"/>
+        <w:jc w:val="center"/>
+        <w:shd w:val="clear" w:fill="FFF8D6"/>
+      </w:pPr>
+      <w:r>
+        <w:rPr>
+          <w:rFonts w:ascii="Calibri" w:hAnsi="Calibri" w:eastAsia="Calibri"/>
+          <w:b/>
+          <w:color w:val="095292"/>
+          <w:sz w:val="22"/>
+        </w:rPr>
+        <w:t>Proyecto en equipo de 4 a 5 integrantes (máximo 5) — no es individual</w:t>
       </w:r>
     </w:p>
     <w:p>
@@ -167,6 +183,31 @@
           <w:sz w:val="22"/>
         </w:rPr>
         <w:t>Peso: 20% del Corte 3 (Acuerdo pedagogico). El Parcial 3 (15%) y la asistencia (5%) se evaluan por separado.</w:t>
+      </w:r>
+    </w:p>
+    <w:p>
+      <w:pPr>
+        <w:spacing w:after="160" w:before="0"/>
+        <w:jc w:val="left"/>
+        <w:shd w:val="clear" w:fill="FFF8D6"/>
+      </w:pPr>
+      <w:r>
+        <w:rPr>
+          <w:rFonts w:ascii="Calibri" w:hAnsi="Calibri" w:eastAsia="Calibri"/>
+          <w:b/>
+          <w:color w:val="2B2B2B"/>
+          <w:sz w:val="22"/>
+        </w:rPr>
+        <w:t>Modalidad: en equipo de 4 a 5 integrantes (maximo 5).</w:t>
+      </w:r>
+      <w:r>
+        <w:rPr>
+          <w:rFonts w:ascii="Calibri" w:hAnsi="Calibri" w:eastAsia="Calibri"/>
+          <w:b w:val="0"/>
+          <w:color w:val="2B2B2B"/>
+          <w:sz w:val="22"/>
+        </w:rPr>
+        <w:t xml:space="preserve"> Este semestre el proyecto no es individual: lo construye el equipo completo y lo sustentan todos sus integrantes.</w:t>
       </w:r>
     </w:p>
     <w:p>
@@ -976,7 +1017,7 @@
           <w:color w:val="2B2B2B"/>
           <w:sz w:val="22"/>
         </w:rPr>
-        <w:t>Sustentacion: 15 minutos de exposicion + 5 de preguntas, turno de 20 minutos (si hay equipo autorizado, deben participar todos los integrantes).</w:t>
+        <w:t>Sustentacion: 15 minutos de exposicion + 5 de preguntas por equipo, turno de 20 minutos; participan todos los integrantes.</w:t>
       </w:r>
     </w:p>
     <w:p>
@@ -1383,7 +1424,7 @@
                 <w:color w:val="2B2B2B"/>
                 <w:sz w:val="20"/>
               </w:rPr>
-              <w:t>Se pregunta al azar sobre cualquier parte; con equipo, todos explican</w:t>
+              <w:t>Se pregunta al azar a cualquier integrante sobre cualquier parte</w:t>
             </w:r>
           </w:p>
         </w:tc>
@@ -1494,7 +1535,7 @@
           <w:color w:val="2B2B2B"/>
           <w:sz w:val="22"/>
         </w:rPr>
-        <w:t>Una sola entrega por estudiante,</w:t>
+        <w:t>Cada integrante sube la entrega del equipo</w:t>
       </w:r>
       <w:r>
         <w:rPr>
@@ -1503,7 +1544,7 @@
           <w:color w:val="2B2B2B"/>
           <w:sz w:val="22"/>
         </w:rPr>
-        <w:t xml:space="preserve"> tambien si el docente autorizo trabajar en equipo.</w:t>
+        <w:t xml:space="preserve"> desde su propia cuenta: el mismo .zip y el mismo enlace; una sola entrega por estudiante.</w:t>
       </w:r>
     </w:p>
     <w:p>
@@ -1527,7 +1568,7 @@
           <w:color w:val="2B2B2B"/>
           <w:sz w:val="22"/>
         </w:rPr>
-        <w:t xml:space="preserve"> miercoles 18/11/2026, en la ultima clase (sesion 13, mismo dia del Parcial 3), por Meet: 15 minutos de exposicion + 5 minutos de preguntas (turno de 20 minutos).</w:t>
+        <w:t xml:space="preserve"> miercoles 18/11/2026, en la ultima clase (sesion 13, mismo dia del Parcial 3), por Meet: 15 minutos de exposicion + 5 minutos de preguntas por equipo (turno de 20 minutos); hablan todos los integrantes.</w:t>
       </w:r>
     </w:p>
     <w:sectPr>

--- a/Programacion II/Clases/Proyecto Integrador/Enunciado Proyecto Integrador - Programacion II - 2026-2.docx
+++ b/Programacion II/Clases/Proyecto Integrador/Enunciado Proyecto Integrador - Programacion II - 2026-2.docx
@@ -198,7 +198,7 @@
           <w:color w:val="2B2B2B"/>
           <w:sz w:val="22"/>
         </w:rPr>
-        <w:t>Modalidad: en equipo de 4 a 5 integrantes (maximo 5).</w:t>
+        <w:t>Modalidad del proyecto: en equipo de 4 a 5 integrantes (maximo 5).</w:t>
       </w:r>
       <w:r>
         <w:rPr>
@@ -207,7 +207,7 @@
           <w:color w:val="2B2B2B"/>
           <w:sz w:val="22"/>
         </w:rPr>
-        <w:t xml:space="preserve"> Este semestre el proyecto no es individual: lo construye el equipo completo y lo sustentan todos sus integrantes.</w:t>
+        <w:t xml:space="preserve"> Este semestre el Proyecto Integrador no es individual: lo construye el equipo completo y lo sustentan todos sus integrantes. Esta regla es solo para el proyecto: talleres, quices, parciales y demas entregables mantienen la modalidad que se indique en cada uno.</w:t>
       </w:r>
     </w:p>
     <w:p>

--- a/Programacion II/Clases/Proyecto Integrador/Enunciado Proyecto Integrador - Programacion II - 2026-2.docx
+++ b/Programacion II/Clases/Proyecto Integrador/Enunciado Proyecto Integrador - Programacion II - 2026-2.docx
@@ -1496,8 +1496,174 @@
           <w:color w:val="2B2B2B"/>
           <w:sz w:val="22"/>
         </w:rPr>
-        <w:t xml:space="preserve"> un solo archivo .zip con todo —codigo, documentos, diagramas y capturas—; dentro puede ir cualquier tipo de archivo, y pesa como maximo 50 MB.</w:t>
+        <w:t xml:space="preserve"> un solo archivo .zip —dentro puede ir cualquier tipo de archivo; maximo 50 MB—, con esto adentro:</w:t>
       </w:r>
+    </w:p>
+    <w:tbl>
+      <w:tblPr>
+        <w:tblStyle w:val="TableGrid"/>
+        <w:tblW w:type="auto" w:w="0"/>
+        <w:tblLayout w:type="fixed"/>
+        <w:tblLook w:firstColumn="1" w:firstRow="1" w:lastColumn="0" w:lastRow="0" w:noHBand="0" w:noVBand="1" w:val="04A0"/>
+      </w:tblPr>
+      <w:tblGrid>
+        <w:gridCol w:w="4896"/>
+        <w:gridCol w:w="4896"/>
+      </w:tblGrid>
+      <w:tr>
+        <w:tc>
+          <w:tcPr>
+            <w:tcW w:type="dxa" w:w="2448"/>
+            <w:shd w:val="clear" w:fill="095292"/>
+          </w:tcPr>
+          <w:p>
+            <w:r/>
+            <w:r>
+              <w:rPr>
+                <w:rFonts w:ascii="Calibri" w:hAnsi="Calibri" w:eastAsia="Calibri"/>
+                <w:b/>
+                <w:color w:val="FFFFFF"/>
+                <w:sz w:val="20"/>
+              </w:rPr>
+              <w:t>En el .zip</w:t>
+            </w:r>
+          </w:p>
+        </w:tc>
+        <w:tc>
+          <w:tcPr>
+            <w:tcW w:type="dxa" w:w="7344"/>
+            <w:shd w:val="clear" w:fill="095292"/>
+          </w:tcPr>
+          <w:p>
+            <w:r/>
+            <w:r>
+              <w:rPr>
+                <w:rFonts w:ascii="Calibri" w:hAnsi="Calibri" w:eastAsia="Calibri"/>
+                <w:b/>
+                <w:color w:val="FFFFFF"/>
+                <w:sz w:val="20"/>
+              </w:rPr>
+              <w:t>Que contiene</w:t>
+            </w:r>
+          </w:p>
+        </w:tc>
+      </w:tr>
+      <w:tr>
+        <w:tc>
+          <w:tcPr>
+            <w:tcW w:type="dxa" w:w="2448"/>
+          </w:tcPr>
+          <w:p>
+            <w:r/>
+            <w:r>
+              <w:rPr>
+                <w:rFonts w:ascii="Calibri" w:hAnsi="Calibri" w:eastAsia="Calibri"/>
+                <w:b w:val="0"/>
+                <w:color w:val="2B2B2B"/>
+                <w:sz w:val="20"/>
+              </w:rPr>
+              <w:t>proyecto/</w:t>
+            </w:r>
+          </w:p>
+        </w:tc>
+        <w:tc>
+          <w:tcPr>
+            <w:tcW w:type="dxa" w:w="7344"/>
+          </w:tcPr>
+          <w:p>
+            <w:r/>
+            <w:r>
+              <w:rPr>
+                <w:rFonts w:ascii="Calibri" w:hAnsi="Calibri" w:eastAsia="Calibri"/>
+                <w:b w:val="0"/>
+                <w:color w:val="2B2B2B"/>
+                <w:sz w:val="20"/>
+              </w:rPr>
+              <w:t>El proyecto Java completo: la carpeta src con todos los .java, listo para compilar y ejecutar. Sin carpetas de compilacion (bin, out, target): pesan y no se califican.</w:t>
+            </w:r>
+          </w:p>
+        </w:tc>
+      </w:tr>
+      <w:tr>
+        <w:tc>
+          <w:tcPr>
+            <w:tcW w:type="dxa" w:w="2448"/>
+            <w:shd w:val="clear" w:fill="F2F2F2"/>
+          </w:tcPr>
+          <w:p>
+            <w:r/>
+            <w:r>
+              <w:rPr>
+                <w:rFonts w:ascii="Calibri" w:hAnsi="Calibri" w:eastAsia="Calibri"/>
+                <w:b w:val="0"/>
+                <w:color w:val="2B2B2B"/>
+                <w:sz w:val="20"/>
+              </w:rPr>
+              <w:t>datos/</w:t>
+            </w:r>
+          </w:p>
+        </w:tc>
+        <w:tc>
+          <w:tcPr>
+            <w:tcW w:type="dxa" w:w="7344"/>
+            <w:shd w:val="clear" w:fill="F2F2F2"/>
+          </w:tcPr>
+          <w:p>
+            <w:r/>
+            <w:r>
+              <w:rPr>
+                <w:rFonts w:ascii="Calibri" w:hAnsi="Calibri" w:eastAsia="Calibri"/>
+                <w:b w:val="0"/>
+                <w:color w:val="2B2B2B"/>
+                <w:sz w:val="20"/>
+              </w:rPr>
+              <w:t>El archivo .csv o .txt con registros de prueba: el mismo que la aplicacion lee al arrancar.</w:t>
+            </w:r>
+          </w:p>
+        </w:tc>
+      </w:tr>
+      <w:tr>
+        <w:tc>
+          <w:tcPr>
+            <w:tcW w:type="dxa" w:w="2448"/>
+          </w:tcPr>
+          <w:p>
+            <w:r/>
+            <w:r>
+              <w:rPr>
+                <w:rFonts w:ascii="Calibri" w:hAnsi="Calibri" w:eastAsia="Calibri"/>
+                <w:b w:val="0"/>
+                <w:color w:val="2B2B2B"/>
+                <w:sz w:val="20"/>
+              </w:rPr>
+              <w:t>Manual de usuario</w:t>
+            </w:r>
+          </w:p>
+        </w:tc>
+        <w:tc>
+          <w:tcPr>
+            <w:tcW w:type="dxa" w:w="7344"/>
+          </w:tcPr>
+          <w:p>
+            <w:r/>
+            <w:r>
+              <w:rPr>
+                <w:rFonts w:ascii="Calibri" w:hAnsi="Calibri" w:eastAsia="Calibri"/>
+                <w:b w:val="0"/>
+                <w:color w:val="2B2B2B"/>
+                <w:sz w:val="20"/>
+              </w:rPr>
+              <w:t>PDF de 1 a 2 paginas con capturas de la interfaz.</w:t>
+            </w:r>
+          </w:p>
+        </w:tc>
+      </w:tr>
+    </w:tbl>
+    <w:p>
+      <w:pPr>
+        <w:spacing w:after="80" w:before="0"/>
+        <w:jc w:val="left"/>
+      </w:pPr>
     </w:p>
     <w:p>
       <w:pPr>
@@ -1520,7 +1686,7 @@
           <w:color w:val="2B2B2B"/>
           <w:sz w:val="22"/>
         </w:rPr>
-        <w:t xml:space="preserve"> junto al .zip va el enlace al repositorio de GitHub o a la carpeta de Drive del proyecto.</w:t>
+        <w:t xml:space="preserve"> junto al .zip, el repositorio de GitHub con el mismo codigo, o la carpeta de Drive del equipo.</w:t>
       </w:r>
     </w:p>
     <w:p>
@@ -1569,6 +1735,30 @@
           <w:sz w:val="22"/>
         </w:rPr>
         <w:t xml:space="preserve"> miercoles 18/11/2026, en la ultima clase (sesion 13, mismo dia del Parcial 3), por Meet: 15 minutos de exposicion + 5 minutos de preguntas por equipo (turno de 20 minutos); hablan todos los integrantes.</w:t>
+      </w:r>
+    </w:p>
+    <w:p>
+      <w:pPr>
+        <w:pStyle w:val="ListBullet"/>
+        <w:spacing w:after="40"/>
+      </w:pPr>
+      <w:r>
+        <w:rPr>
+          <w:rFonts w:ascii="Calibri" w:hAnsi="Calibri" w:eastAsia="Calibri"/>
+          <w:b/>
+          <w:color w:val="2B2B2B"/>
+          <w:sz w:val="22"/>
+        </w:rPr>
+        <w:t>Que se muestra en la sustentacion:</w:t>
+      </w:r>
+      <w:r>
+        <w:rPr>
+          <w:rFonts w:ascii="Calibri" w:hAnsi="Calibri" w:eastAsia="Calibri"/>
+          <w:b w:val="0"/>
+          <w:color w:val="2B2B2B"/>
+          <w:sz w:val="22"/>
+        </w:rPr>
+        <w:t xml:space="preserve"> la aplicacion corriendo en vivo: registrar una mascota, buscarla por su ID, escribir un dato invalido sin que se cierre, y cerrar y volver a abrir para mostrar que los datos siguen ahi.</w:t>
       </w:r>
     </w:p>
     <w:sectPr>

--- a/Programacion II/Clases/Proyecto Integrador/Enunciado Proyecto Integrador - Programacion II - 2026-2.docx
+++ b/Programacion II/Clases/Proyecto Integrador/Enunciado Proyecto Integrador - Programacion II - 2026-2.docx
@@ -152,7 +152,7 @@
           <w:color w:val="095292"/>
           <w:sz w:val="24"/>
         </w:rPr>
-        <w:t>1. Proposito</w:t>
+        <w:t>1. Que van a hacer</w:t>
       </w:r>
     </w:p>
     <w:p>
@@ -167,77 +167,7 @@
           <w:color w:val="2B2B2B"/>
           <w:sz w:val="22"/>
         </w:rPr>
-        <w:t>Construir en Java la aplicacion de escritorio VetCare para la clinica veterinaria «Huellitas», aplicando los pilares de la POO, estructuras de datos, interfaz grafica, manejo de errores y persistencia. Es el hilo conductor ABPr del curso: cada clase aporta una pieza del mismo producto, no ejercicios sueltos.</w:t>
-      </w:r>
-    </w:p>
-    <w:p>
-      <w:pPr>
-        <w:spacing w:after="120" w:before="0"/>
-        <w:jc w:val="left"/>
-      </w:pPr>
-      <w:r>
-        <w:rPr>
-          <w:rFonts w:ascii="Calibri" w:hAnsi="Calibri" w:eastAsia="Calibri"/>
-          <w:b w:val="0"/>
-          <w:color w:val="2B2B2B"/>
-          <w:sz w:val="22"/>
-        </w:rPr>
-        <w:t>Peso: 20% del Corte 3 (Acuerdo pedagogico). El Parcial 3 (15%) y la asistencia (5%) se evaluan por separado.</w:t>
-      </w:r>
-    </w:p>
-    <w:p>
-      <w:pPr>
-        <w:spacing w:after="160" w:before="0"/>
-        <w:jc w:val="left"/>
-        <w:shd w:val="clear" w:fill="FFF8D6"/>
-      </w:pPr>
-      <w:r>
-        <w:rPr>
-          <w:rFonts w:ascii="Calibri" w:hAnsi="Calibri" w:eastAsia="Calibri"/>
-          <w:b/>
-          <w:color w:val="2B2B2B"/>
-          <w:sz w:val="22"/>
-        </w:rPr>
-        <w:t>Modalidad del proyecto: en equipo de 4 a 5 integrantes (maximo 5).</w:t>
-      </w:r>
-      <w:r>
-        <w:rPr>
-          <w:rFonts w:ascii="Calibri" w:hAnsi="Calibri" w:eastAsia="Calibri"/>
-          <w:b w:val="0"/>
-          <w:color w:val="2B2B2B"/>
-          <w:sz w:val="22"/>
-        </w:rPr>
-        <w:t xml:space="preserve"> Este semestre el Proyecto Integrador no es individual: lo construye el equipo completo y lo sustentan todos sus integrantes. Esta regla es solo para el proyecto: talleres, quices, parciales y demas entregables mantienen la modalidad que se indique en cada uno.</w:t>
-      </w:r>
-    </w:p>
-    <w:p>
-      <w:pPr>
-        <w:spacing w:after="120" w:before="240"/>
-        <w:jc w:val="left"/>
-      </w:pPr>
-      <w:r>
-        <w:rPr>
-          <w:rFonts w:ascii="Calibri" w:hAnsi="Calibri" w:eastAsia="Calibri"/>
-          <w:b/>
-          <w:color w:val="095292"/>
-          <w:sz w:val="24"/>
-        </w:rPr>
-        <w:t>2. Contexto del cliente</w:t>
-      </w:r>
-    </w:p>
-    <w:p>
-      <w:pPr>
-        <w:spacing w:after="120" w:before="0"/>
-        <w:jc w:val="left"/>
-      </w:pPr>
-      <w:r>
-        <w:rPr>
-          <w:rFonts w:ascii="Calibri" w:hAnsi="Calibri" w:eastAsia="Calibri"/>
-          <w:b w:val="0"/>
-          <w:color w:val="2B2B2B"/>
-          <w:sz w:val="22"/>
-        </w:rPr>
-        <w:t xml:space="preserve">La Clinica Veterinaria «Huellitas» atiende un alto volumen de pacientes y hoy lleva toda su gestion en carpetas de papel. La administracion reporta tres problemas: se extravian fichas de pacientes, buscar un historial en el archivo fisico genera filas en la sala de espera, y no hay metricas (no saben cuantas especies atienden al mes). Ustedes fueron contratados para resolverlo con un sistema llamado </w:t>
+        <w:t xml:space="preserve">Construir en Java la aplicacion de escritorio </w:t>
       </w:r>
       <w:r>
         <w:rPr>
@@ -255,22 +185,7 @@
           <w:color w:val="2B2B2B"/>
           <w:sz w:val="22"/>
         </w:rPr>
-        <w:t>.</w:t>
-      </w:r>
-    </w:p>
-    <w:p>
-      <w:pPr>
-        <w:spacing w:after="80" w:before="160"/>
-        <w:jc w:val="left"/>
-      </w:pPr>
-      <w:r>
-        <w:rPr>
-          <w:rFonts w:ascii="Calibri" w:hAnsi="Calibri" w:eastAsia="Calibri"/>
-          <w:b/>
-          <w:color w:val="269CCB"/>
-          <w:sz w:val="22"/>
-        </w:rPr>
-        <w:t>El sistema debe permitir, como minimo</w:t>
+        <w:t xml:space="preserve"> para la clinica veterinaria «Huellitas». Tiene que permitir:</w:t>
       </w:r>
     </w:p>
     <w:p>
@@ -285,7 +200,7 @@
           <w:color w:val="2B2B2B"/>
           <w:sz w:val="22"/>
         </w:rPr>
-        <w:t>Registrar duenos (clientes) y sus mascotas (pacientes).</w:t>
+        <w:t>Registrar duenos y sus mascotas.</w:t>
       </w:r>
     </w:p>
     <w:p>
@@ -300,7 +215,7 @@
           <w:color w:val="2B2B2B"/>
           <w:sz w:val="22"/>
         </w:rPr>
-        <w:t>Agendar citas medicas.</w:t>
+        <w:t>Agendar citas.</w:t>
       </w:r>
     </w:p>
     <w:p>
@@ -315,7 +230,7 @@
           <w:color w:val="2B2B2B"/>
           <w:sz w:val="22"/>
         </w:rPr>
-        <w:t>Guardar un historial clinico basico por mascota.</w:t>
+        <w:t>Guardar el historial clinico de cada mascota.</w:t>
       </w:r>
     </w:p>
     <w:p>
@@ -330,7 +245,7 @@
           <w:color w:val="2B2B2B"/>
           <w:sz w:val="22"/>
         </w:rPr>
-        <w:t>Buscar rapidamente el expediente de un animal por su identificador.</w:t>
+        <w:t>Buscar el expediente de una mascota por su ID.</w:t>
       </w:r>
     </w:p>
     <w:p>
@@ -345,7 +260,74 @@
           <w:color w:val="2B2B2B"/>
           <w:sz w:val="22"/>
         </w:rPr>
-        <w:t>Conservar la informacion aunque se cierre el programa.</w:t>
+        <w:t>Conservar los datos al cerrar y volver a abrir.</w:t>
+      </w:r>
+    </w:p>
+    <w:p>
+      <w:pPr>
+        <w:spacing w:after="120" w:before="0"/>
+        <w:jc w:val="left"/>
+        <w:shd w:val="clear" w:fill="E8F4FA"/>
+      </w:pPr>
+      <w:r>
+        <w:rPr>
+          <w:rFonts w:ascii="Calibri" w:hAnsi="Calibri" w:eastAsia="Calibri"/>
+          <w:b w:val="0"/>
+          <w:color w:val="2B2B2B"/>
+          <w:sz w:val="22"/>
+        </w:rPr>
+        <w:t>Si cursa tambien Seminario (</w:t>
+      </w:r>
+      <w:r>
+        <w:rPr>
+          <w:rFonts w:ascii="Calibri" w:hAnsi="Calibri" w:eastAsia="Calibri"/>
+          <w:b/>
+          <w:color w:val="2B2B2B"/>
+          <w:sz w:val="22"/>
+        </w:rPr>
+        <w:t>caso A</w:t>
+      </w:r>
+      <w:r>
+        <w:rPr>
+          <w:rFonts w:ascii="Calibri" w:hAnsi="Calibri" w:eastAsia="Calibri"/>
+          <w:b w:val="0"/>
+          <w:color w:val="2B2B2B"/>
+          <w:sz w:val="22"/>
+        </w:rPr>
+        <w:t>), es el mismo VetCare. Si solo cursa Programacion II (</w:t>
+      </w:r>
+      <w:r>
+        <w:rPr>
+          <w:rFonts w:ascii="Calibri" w:hAnsi="Calibri" w:eastAsia="Calibri"/>
+          <w:b/>
+          <w:color w:val="2B2B2B"/>
+          <w:sz w:val="22"/>
+        </w:rPr>
+        <w:t>caso B</w:t>
+      </w:r>
+      <w:r>
+        <w:rPr>
+          <w:rFonts w:ascii="Calibri" w:hAnsi="Calibri" w:eastAsia="Calibri"/>
+          <w:b w:val="0"/>
+          <w:color w:val="2B2B2B"/>
+          <w:sz w:val="22"/>
+        </w:rPr>
+        <w:t>), el docente le entrega los diagramas UML.</w:t>
+      </w:r>
+    </w:p>
+    <w:p>
+      <w:pPr>
+        <w:spacing w:after="120" w:before="0"/>
+        <w:jc w:val="left"/>
+      </w:pPr>
+      <w:r>
+        <w:rPr>
+          <w:rFonts w:ascii="Calibri" w:hAnsi="Calibri" w:eastAsia="Calibri"/>
+          <w:b w:val="0"/>
+          <w:color w:val="2B2B2B"/>
+          <w:sz w:val="22"/>
+        </w:rPr>
+        <w:t>Vale el 20% del Corte 3.</w:t>
       </w:r>
     </w:p>
     <w:p>
@@ -360,14 +342,24 @@
           <w:color w:val="095292"/>
           <w:sz w:val="24"/>
         </w:rPr>
-        <w:t>3. Requisitos tecnicos obligatorios</w:t>
+        <w:t>2. Que se entrega</w:t>
       </w:r>
     </w:p>
     <w:p>
       <w:pPr>
-        <w:pStyle w:val="ListBullet"/>
-        <w:spacing w:after="40"/>
+        <w:spacing w:after="120" w:before="0"/>
+        <w:jc w:val="left"/>
+        <w:shd w:val="clear" w:fill="E8F4FA"/>
       </w:pPr>
+      <w:r>
+        <w:rPr>
+          <w:rFonts w:ascii="Calibri" w:hAnsi="Calibri" w:eastAsia="Calibri"/>
+          <w:b w:val="0"/>
+          <w:color w:val="2B2B2B"/>
+          <w:sz w:val="22"/>
+        </w:rPr>
+        <w:t xml:space="preserve">Un solo archivo .zip con esta forma. La carpeta </w:t>
+      </w:r>
       <w:r>
         <w:rPr>
           <w:rFonts w:ascii="Calibri" w:hAnsi="Calibri" w:eastAsia="Calibri"/>
@@ -375,7 +367,7 @@
           <w:color w:val="2B2B2B"/>
           <w:sz w:val="22"/>
         </w:rPr>
-        <w:t>Pilares de POO:</w:t>
+        <w:t>«Plantilla de entrega»</w:t>
       </w:r>
       <w:r>
         <w:rPr>
@@ -384,237 +376,120 @@
           <w:color w:val="2B2B2B"/>
           <w:sz w:val="22"/>
         </w:rPr>
-        <w:t xml:space="preserve"> clases del dominio (Mascota, Dueno, Cita), objetos, encapsulamiento y herencia usados con criterio, no decorativos.</w:t>
+        <w:t>, en esta misma carpeta, ya la trae armada: descarguenla, llenenla siguiendo sus INSTRUCCIONES y comprimanla.</w:t>
       </w:r>
     </w:p>
     <w:p>
       <w:pPr>
-        <w:pStyle w:val="ListBullet"/>
-        <w:spacing w:after="40"/>
+        <w:spacing w:after="0" w:before="0"/>
+        <w:shd w:val="clear" w:fill="F4F6F8"/>
       </w:pPr>
       <w:r>
         <w:rPr>
-          <w:rFonts w:ascii="Calibri" w:hAnsi="Calibri" w:eastAsia="Calibri"/>
-          <w:b/>
-          <w:color w:val="2B2B2B"/>
-          <w:sz w:val="22"/>
-        </w:rPr>
-        <w:t>Estructuras de datos:</w:t>
-      </w:r>
-      <w:r>
-        <w:rPr>
-          <w:rFonts w:ascii="Calibri" w:hAnsi="Calibri" w:eastAsia="Calibri"/>
+          <w:rFonts w:ascii="Consolas" w:hAnsi="Consolas" w:eastAsia="Consolas"/>
           <w:b w:val="0"/>
           <w:color w:val="2B2B2B"/>
-          <w:sz w:val="22"/>
+          <w:sz w:val="19"/>
         </w:rPr>
-        <w:t xml:space="preserve"> colecciones de Java (List / Map) para gestionar los registros en memoria.</w:t>
+        <w:t xml:space="preserve">Equipo &lt;nombre&gt;.zip         </w:t>
       </w:r>
     </w:p>
     <w:p>
       <w:pPr>
-        <w:pStyle w:val="ListBullet"/>
-        <w:spacing w:after="40"/>
+        <w:spacing w:after="0" w:before="0"/>
+        <w:shd w:val="clear" w:fill="F4F6F8"/>
       </w:pPr>
       <w:r>
         <w:rPr>
-          <w:rFonts w:ascii="Calibri" w:hAnsi="Calibri" w:eastAsia="Calibri"/>
-          <w:b/>
-          <w:color w:val="2B2B2B"/>
-          <w:sz w:val="22"/>
-        </w:rPr>
-        <w:t>Interfaz grafica:</w:t>
-      </w:r>
-      <w:r>
-        <w:rPr>
-          <w:rFonts w:ascii="Calibri" w:hAnsi="Calibri" w:eastAsia="Calibri"/>
+          <w:rFonts w:ascii="Consolas" w:hAnsi="Consolas" w:eastAsia="Consolas"/>
           <w:b w:val="0"/>
           <w:color w:val="2B2B2B"/>
-          <w:sz w:val="22"/>
+          <w:sz w:val="19"/>
         </w:rPr>
-        <w:t xml:space="preserve"> ventanas funcionales con Swing o JavaFX.</w:t>
+        <w:t>├── LEEME.txt               ← integrantes, caso de matricula y como se ejecuta</w:t>
       </w:r>
     </w:p>
     <w:p>
       <w:pPr>
-        <w:pStyle w:val="ListBullet"/>
-        <w:spacing w:after="40"/>
+        <w:spacing w:after="0" w:before="0"/>
+        <w:shd w:val="clear" w:fill="F4F6F8"/>
       </w:pPr>
       <w:r>
         <w:rPr>
-          <w:rFonts w:ascii="Calibri" w:hAnsi="Calibri" w:eastAsia="Calibri"/>
-          <w:b/>
-          <w:color w:val="2B2B2B"/>
-          <w:sz w:val="22"/>
-        </w:rPr>
-        <w:t>Manejo de errores:</w:t>
-      </w:r>
-      <w:r>
-        <w:rPr>
-          <w:rFonts w:ascii="Calibri" w:hAnsi="Calibri" w:eastAsia="Calibri"/>
+          <w:rFonts w:ascii="Consolas" w:hAnsi="Consolas" w:eastAsia="Consolas"/>
           <w:b w:val="0"/>
           <w:color w:val="2B2B2B"/>
-          <w:sz w:val="22"/>
+          <w:sz w:val="19"/>
         </w:rPr>
-        <w:t xml:space="preserve"> bloques try-catch que eviten que el programa se cierre (ej.: el usuario escribe texto donde va la edad de la mascota).</w:t>
+        <w:t xml:space="preserve">├── proyecto/               </w:t>
       </w:r>
     </w:p>
     <w:p>
       <w:pPr>
-        <w:pStyle w:val="ListBullet"/>
-        <w:spacing w:after="40"/>
+        <w:spacing w:after="0" w:before="0"/>
+        <w:shd w:val="clear" w:fill="F4F6F8"/>
       </w:pPr>
       <w:r>
         <w:rPr>
-          <w:rFonts w:ascii="Calibri" w:hAnsi="Calibri" w:eastAsia="Calibri"/>
-          <w:b/>
-          <w:color w:val="2B2B2B"/>
-          <w:sz w:val="22"/>
-        </w:rPr>
-        <w:t>Persistencia:</w:t>
-      </w:r>
-      <w:r>
-        <w:rPr>
-          <w:rFonts w:ascii="Calibri" w:hAnsi="Calibri" w:eastAsia="Calibri"/>
+          <w:rFonts w:ascii="Consolas" w:hAnsi="Consolas" w:eastAsia="Consolas"/>
           <w:b w:val="0"/>
           <w:color w:val="2B2B2B"/>
-          <w:sz w:val="22"/>
+          <w:sz w:val="19"/>
         </w:rPr>
-        <w:t xml:space="preserve"> guardar y leer desde archivos .txt o .csv para no perder datos al cerrar la aplicacion.</w:t>
+        <w:t>│   └── src/                ← todos los .java</w:t>
       </w:r>
     </w:p>
     <w:p>
       <w:pPr>
-        <w:spacing w:after="120" w:before="240"/>
-        <w:jc w:val="left"/>
+        <w:spacing w:after="0" w:before="0"/>
+        <w:shd w:val="clear" w:fill="F4F6F8"/>
       </w:pPr>
       <w:r>
         <w:rPr>
-          <w:rFonts w:ascii="Calibri" w:hAnsi="Calibri" w:eastAsia="Calibri"/>
-          <w:b/>
-          <w:color w:val="095292"/>
-          <w:sz w:val="24"/>
+          <w:rFonts w:ascii="Consolas" w:hAnsi="Consolas" w:eastAsia="Consolas"/>
+          <w:b w:val="0"/>
+          <w:color w:val="2B2B2B"/>
+          <w:sz w:val="19"/>
         </w:rPr>
-        <w:t>4. Como se conecta con Seminario de Sistemas</w:t>
+        <w:t>├── datos/                  ← el .csv o .txt con registros de prueba</w:t>
       </w:r>
     </w:p>
     <w:p>
       <w:pPr>
-        <w:spacing w:after="120" w:before="0"/>
-        <w:jc w:val="left"/>
+        <w:spacing w:after="0" w:before="0"/>
+        <w:shd w:val="clear" w:fill="F4F6F8"/>
       </w:pPr>
       <w:r>
         <w:rPr>
-          <w:rFonts w:ascii="Calibri" w:hAnsi="Calibri" w:eastAsia="Calibri"/>
+          <w:rFonts w:ascii="Consolas" w:hAnsi="Consolas" w:eastAsia="Consolas"/>
           <w:b w:val="0"/>
           <w:color w:val="2B2B2B"/>
-          <w:sz w:val="22"/>
+          <w:sz w:val="19"/>
         </w:rPr>
-        <w:t>VetCare es el MISMO producto en las dos asignaturas: aqui se construye el software, en Seminario se disenan los planos (requisitos, UML, pruebas, manuales). Su situacion depende de su matricula:</w:t>
+        <w:t>└── Manual de usuario.docx  ← 1 a 2 paginas con capturas</w:t>
       </w:r>
     </w:p>
     <w:p>
       <w:pPr>
-        <w:pStyle w:val="ListBullet"/>
-        <w:spacing w:after="40"/>
-      </w:pPr>
-      <w:r>
-        <w:rPr>
-          <w:rFonts w:ascii="Calibri" w:hAnsi="Calibri" w:eastAsia="Calibri"/>
-          <w:b/>
-          <w:color w:val="2B2B2B"/>
-          <w:sz w:val="22"/>
-        </w:rPr>
-        <w:t>Caso A — cursa AMBAS materias (modo full stack):</w:t>
-      </w:r>
-      <w:r>
-        <w:rPr>
-          <w:rFonts w:ascii="Calibri" w:hAnsi="Calibri" w:eastAsia="Calibri"/>
-          <w:b w:val="0"/>
-          <w:color w:val="2B2B2B"/>
-          <w:sz w:val="22"/>
-        </w:rPr>
-        <w:t xml:space="preserve"> trabaja sobre un unico VetCare. En Programacion II se califica la calidad del codigo Java; en Seminario, la calidad de los diagramas y la documentacion de ESE mismo sistema.</w:t>
-      </w:r>
-    </w:p>
-    <w:p>
-      <w:pPr>
-        <w:pStyle w:val="ListBullet"/>
-        <w:spacing w:after="40"/>
-      </w:pPr>
-      <w:r>
-        <w:rPr>
-          <w:rFonts w:ascii="Calibri" w:hAnsi="Calibri" w:eastAsia="Calibri"/>
-          <w:b/>
-          <w:color w:val="2B2B2B"/>
-          <w:sz w:val="22"/>
-        </w:rPr>
-        <w:t>Caso B — solo Programacion II (modo developer):</w:t>
-      </w:r>
-      <w:r>
-        <w:rPr>
-          <w:rFonts w:ascii="Calibri" w:hAnsi="Calibri" w:eastAsia="Calibri"/>
-          <w:b w:val="0"/>
-          <w:color w:val="2B2B2B"/>
-          <w:sz w:val="22"/>
-        </w:rPr>
-        <w:t xml:space="preserve"> el docente le entrega los diagramas UML ya hechos. Su mision es traducir esos planos a codigo Java funcional.</w:t>
-      </w:r>
-    </w:p>
-    <w:p>
-      <w:pPr>
-        <w:pStyle w:val="ListBullet"/>
-        <w:spacing w:after="40"/>
-      </w:pPr>
-      <w:r>
-        <w:rPr>
-          <w:rFonts w:ascii="Calibri" w:hAnsi="Calibri" w:eastAsia="Calibri"/>
-          <w:b/>
-          <w:color w:val="2B2B2B"/>
-          <w:sz w:val="22"/>
-        </w:rPr>
-        <w:t>Caso C — solo Seminario (modo arquitecto/QA):</w:t>
-      </w:r>
-      <w:r>
-        <w:rPr>
-          <w:rFonts w:ascii="Calibri" w:hAnsi="Calibri" w:eastAsia="Calibri"/>
-          <w:b w:val="0"/>
-          <w:color w:val="2B2B2B"/>
-          <w:sz w:val="22"/>
-        </w:rPr>
-        <w:t xml:space="preserve"> se encarga del diseno y el plan de pruebas. Para validar su diseno entrega un prototipo navegable (mockup) o un prototipo minimo en consola; no se le exige software con interfaz grafica.</w:t>
-      </w:r>
-    </w:p>
-    <w:p>
-      <w:pPr>
-        <w:spacing w:after="120" w:before="240"/>
+        <w:spacing w:after="80" w:before="0"/>
         <w:jc w:val="left"/>
       </w:pPr>
-      <w:r>
-        <w:rPr>
-          <w:rFonts w:ascii="Calibri" w:hAnsi="Calibri" w:eastAsia="Calibri"/>
-          <w:b/>
-          <w:color w:val="095292"/>
-          <w:sz w:val="24"/>
-        </w:rPr>
-        <w:t>5. Hitos de entrega</w:t>
-      </w:r>
     </w:p>
     <w:tbl>
       <w:tblPr>
         <w:tblStyle w:val="TableGrid"/>
         <w:tblW w:type="auto" w:w="0"/>
+        <w:tblLayout w:type="fixed"/>
         <w:tblLook w:firstColumn="1" w:firstRow="1" w:lastColumn="0" w:lastRow="0" w:noHBand="0" w:noVBand="1" w:val="04A0"/>
       </w:tblPr>
       <w:tblGrid>
-        <w:gridCol w:w="3264"/>
-        <w:gridCol w:w="3264"/>
-        <w:gridCol w:w="3264"/>
+        <w:gridCol w:w="4896"/>
+        <w:gridCol w:w="4896"/>
       </w:tblGrid>
       <w:tr>
         <w:tc>
           <w:tcPr>
-            <w:tcW w:type="dxa" w:w="3264"/>
+            <w:tcW w:type="dxa" w:w="2736"/>
             <w:shd w:val="clear" w:fill="095292"/>
           </w:tcPr>
           <w:p>
@@ -626,13 +501,13 @@
                 <w:color w:val="FFFFFF"/>
                 <w:sz w:val="20"/>
               </w:rPr>
-              <w:t>Sesion (material)</w:t>
+              <w:t>Pieza</w:t>
             </w:r>
           </w:p>
         </w:tc>
         <w:tc>
           <w:tcPr>
-            <w:tcW w:type="dxa" w:w="3264"/>
+            <w:tcW w:type="dxa" w:w="7056"/>
             <w:shd w:val="clear" w:fill="095292"/>
           </w:tcPr>
           <w:p>
@@ -644,25 +519,7 @@
                 <w:color w:val="FFFFFF"/>
                 <w:sz w:val="20"/>
               </w:rPr>
-              <w:t>Fecha</w:t>
-            </w:r>
-          </w:p>
-        </w:tc>
-        <w:tc>
-          <w:tcPr>
-            <w:tcW w:type="dxa" w:w="3264"/>
-            <w:shd w:val="clear" w:fill="095292"/>
-          </w:tcPr>
-          <w:p>
-            <w:r/>
-            <w:r>
-              <w:rPr>
-                <w:rFonts w:ascii="Calibri" w:hAnsi="Calibri" w:eastAsia="Calibri"/>
-                <w:b/>
-                <w:color w:val="FFFFFF"/>
-                <w:sz w:val="20"/>
-              </w:rPr>
-              <w:t>Que se entrega</w:t>
+              <w:t>Que tiene que tener</w:t>
             </w:r>
           </w:p>
         </w:tc>
@@ -670,7 +527,7 @@
       <w:tr>
         <w:tc>
           <w:tcPr>
-            <w:tcW w:type="dxa" w:w="3264"/>
+            <w:tcW w:type="dxa" w:w="2736"/>
           </w:tcPr>
           <w:p>
             <w:r/>
@@ -681,13 +538,13 @@
                 <w:color w:val="2B2B2B"/>
                 <w:sz w:val="20"/>
               </w:rPr>
-              <w:t>S10 (doble · Clases 11+12)</w:t>
+              <w:t>LEEME.txt</w:t>
             </w:r>
           </w:p>
         </w:tc>
         <w:tc>
           <w:tcPr>
-            <w:tcW w:type="dxa" w:w="3264"/>
+            <w:tcW w:type="dxa" w:w="7056"/>
           </w:tcPr>
           <w:p>
             <w:r/>
@@ -698,24 +555,7 @@
                 <w:color w:val="2B2B2B"/>
                 <w:sz w:val="20"/>
               </w:rPr>
-              <w:t>28/10</w:t>
-            </w:r>
-          </w:p>
-        </w:tc>
-        <w:tc>
-          <w:tcPr>
-            <w:tcW w:type="dxa" w:w="3264"/>
-          </w:tcPr>
-          <w:p>
-            <w:r/>
-            <w:r>
-              <w:rPr>
-                <w:rFonts w:ascii="Calibri" w:hAnsi="Calibri" w:eastAsia="Calibri"/>
-                <w:b w:val="0"/>
-                <w:color w:val="2B2B2B"/>
-                <w:sz w:val="20"/>
-              </w:rPr>
-              <w:t>Avance de codigo + revision cruzada e integracion de modulos: la aplicacion corre de punta a punta</w:t>
+              <w:t>Nombre del equipo, integrantes, caso de matricula (A o B) y los pasos para compilar y ejecutar.</w:t>
             </w:r>
           </w:p>
         </w:tc>
@@ -723,7 +563,7 @@
       <w:tr>
         <w:tc>
           <w:tcPr>
-            <w:tcW w:type="dxa" w:w="3264"/>
+            <w:tcW w:type="dxa" w:w="2736"/>
             <w:shd w:val="clear" w:fill="F2F2F2"/>
           </w:tcPr>
           <w:p>
@@ -735,13 +575,13 @@
                 <w:color w:val="2B2B2B"/>
                 <w:sz w:val="20"/>
               </w:rPr>
-              <w:t>S11 (Clase 13)</w:t>
+              <w:t>proyecto/src/</w:t>
             </w:r>
           </w:p>
         </w:tc>
         <w:tc>
           <w:tcPr>
-            <w:tcW w:type="dxa" w:w="3264"/>
+            <w:tcW w:type="dxa" w:w="7056"/>
             <w:shd w:val="clear" w:fill="F2F2F2"/>
           </w:tcPr>
           <w:p>
@@ -753,13 +593,51 @@
                 <w:color w:val="2B2B2B"/>
                 <w:sz w:val="20"/>
               </w:rPr>
-              <w:t>04/11</w:t>
+              <w:t>La aplicacion completa y que compila: clases del dominio, colecciones, ventanas, manejo de errores y lectura y escritura del archivo de datos. Sin carpetas de compilacion (bin, out, target).</w:t>
+            </w:r>
+          </w:p>
+        </w:tc>
+      </w:tr>
+      <w:tr>
+        <w:tc>
+          <w:tcPr>
+            <w:tcW w:type="dxa" w:w="2736"/>
+          </w:tcPr>
+          <w:p>
+            <w:r/>
+            <w:r>
+              <w:rPr>
+                <w:rFonts w:ascii="Calibri" w:hAnsi="Calibri" w:eastAsia="Calibri"/>
+                <w:b w:val="0"/>
+                <w:color w:val="2B2B2B"/>
+                <w:sz w:val="20"/>
+              </w:rPr>
+              <w:t>datos/</w:t>
             </w:r>
           </w:p>
         </w:tc>
         <w:tc>
           <w:tcPr>
-            <w:tcW w:type="dxa" w:w="3264"/>
+            <w:tcW w:type="dxa" w:w="7056"/>
+          </w:tcPr>
+          <w:p>
+            <w:r/>
+            <w:r>
+              <w:rPr>
+                <w:rFonts w:ascii="Calibri" w:hAnsi="Calibri" w:eastAsia="Calibri"/>
+                <w:b w:val="0"/>
+                <w:color w:val="2B2B2B"/>
+                <w:sz w:val="20"/>
+              </w:rPr>
+              <w:t>El archivo que la aplicacion lee al arrancar y en el que guarda, con registros de prueba inventados.</w:t>
+            </w:r>
+          </w:p>
+        </w:tc>
+      </w:tr>
+      <w:tr>
+        <w:tc>
+          <w:tcPr>
+            <w:tcW w:type="dxa" w:w="2736"/>
             <w:shd w:val="clear" w:fill="F2F2F2"/>
           </w:tcPr>
           <w:p>
@@ -771,68 +649,13 @@
                 <w:color w:val="2B2B2B"/>
                 <w:sz w:val="20"/>
               </w:rPr>
-              <w:t>Manejo de excepciones y validaciones incorporado</w:t>
-            </w:r>
-          </w:p>
-        </w:tc>
-      </w:tr>
-      <w:tr>
-        <w:tc>
-          <w:tcPr>
-            <w:tcW w:type="dxa" w:w="3264"/>
-          </w:tcPr>
-          <w:p>
-            <w:r/>
-            <w:r>
-              <w:rPr>
-                <w:rFonts w:ascii="Calibri" w:hAnsi="Calibri" w:eastAsia="Calibri"/>
-                <w:b w:val="0"/>
-                <w:color w:val="2B2B2B"/>
-                <w:sz w:val="20"/>
-              </w:rPr>
-              <w:t>S12 (Clase 14)</w:t>
+              <w:t>Manual de usuario.docx</w:t>
             </w:r>
           </w:p>
         </w:tc>
         <w:tc>
           <w:tcPr>
-            <w:tcW w:type="dxa" w:w="3264"/>
-          </w:tcPr>
-          <w:p>
-            <w:r/>
-            <w:r>
-              <w:rPr>
-                <w:rFonts w:ascii="Calibri" w:hAnsi="Calibri" w:eastAsia="Calibri"/>
-                <w:b w:val="0"/>
-                <w:color w:val="2B2B2B"/>
-                <w:sz w:val="20"/>
-              </w:rPr>
-              <w:t>11/11</w:t>
-            </w:r>
-          </w:p>
-        </w:tc>
-        <w:tc>
-          <w:tcPr>
-            <w:tcW w:type="dxa" w:w="3264"/>
-          </w:tcPr>
-          <w:p>
-            <w:r/>
-            <w:r>
-              <w:rPr>
-                <w:rFonts w:ascii="Calibri" w:hAnsi="Calibri" w:eastAsia="Calibri"/>
-                <w:b w:val="0"/>
-                <w:color w:val="2B2B2B"/>
-                <w:sz w:val="20"/>
-              </w:rPr>
-              <w:t>Version final + ensayo de la presentacion</w:t>
-            </w:r>
-          </w:p>
-        </w:tc>
-      </w:tr>
-      <w:tr>
-        <w:tc>
-          <w:tcPr>
-            <w:tcW w:type="dxa" w:w="3264"/>
+            <w:tcW w:type="dxa" w:w="7056"/>
             <w:shd w:val="clear" w:fill="F2F2F2"/>
           </w:tcPr>
           <w:p>
@@ -844,96 +667,7 @@
                 <w:color w:val="2B2B2B"/>
                 <w:sz w:val="20"/>
               </w:rPr>
-              <w:t>Plazo unico</w:t>
-            </w:r>
-          </w:p>
-        </w:tc>
-        <w:tc>
-          <w:tcPr>
-            <w:tcW w:type="dxa" w:w="3264"/>
-            <w:shd w:val="clear" w:fill="F2F2F2"/>
-          </w:tcPr>
-          <w:p>
-            <w:r/>
-            <w:r>
-              <w:rPr>
-                <w:rFonts w:ascii="Calibri" w:hAnsi="Calibri" w:eastAsia="Calibri"/>
-                <w:b w:val="0"/>
-                <w:color w:val="2B2B2B"/>
-                <w:sz w:val="20"/>
-              </w:rPr>
-              <w:t>dom 15/11</w:t>
-            </w:r>
-          </w:p>
-        </w:tc>
-        <w:tc>
-          <w:tcPr>
-            <w:tcW w:type="dxa" w:w="3264"/>
-            <w:shd w:val="clear" w:fill="F2F2F2"/>
-          </w:tcPr>
-          <w:p>
-            <w:r/>
-            <w:r>
-              <w:rPr>
-                <w:rFonts w:ascii="Calibri" w:hAnsi="Calibri" w:eastAsia="Calibri"/>
-                <w:b w:val="0"/>
-                <w:color w:val="2B2B2B"/>
-                <w:sz w:val="20"/>
-              </w:rPr>
-              <w:t>Entrega final en ExamLab hasta las 11:59 p. m.: un .zip + el enlace al repositorio</w:t>
-            </w:r>
-          </w:p>
-        </w:tc>
-      </w:tr>
-      <w:tr>
-        <w:tc>
-          <w:tcPr>
-            <w:tcW w:type="dxa" w:w="3264"/>
-          </w:tcPr>
-          <w:p>
-            <w:r/>
-            <w:r>
-              <w:rPr>
-                <w:rFonts w:ascii="Calibri" w:hAnsi="Calibri" w:eastAsia="Calibri"/>
-                <w:b w:val="0"/>
-                <w:color w:val="2B2B2B"/>
-                <w:sz w:val="20"/>
-              </w:rPr>
-              <w:t>S13 (Clase 15)</w:t>
-            </w:r>
-          </w:p>
-        </w:tc>
-        <w:tc>
-          <w:tcPr>
-            <w:tcW w:type="dxa" w:w="3264"/>
-          </w:tcPr>
-          <w:p>
-            <w:r/>
-            <w:r>
-              <w:rPr>
-                <w:rFonts w:ascii="Calibri" w:hAnsi="Calibri" w:eastAsia="Calibri"/>
-                <w:b w:val="0"/>
-                <w:color w:val="2B2B2B"/>
-                <w:sz w:val="20"/>
-              </w:rPr>
-              <w:t>18/11</w:t>
-            </w:r>
-          </w:p>
-        </w:tc>
-        <w:tc>
-          <w:tcPr>
-            <w:tcW w:type="dxa" w:w="3264"/>
-          </w:tcPr>
-          <w:p>
-            <w:r/>
-            <w:r>
-              <w:rPr>
-                <w:rFonts w:ascii="Calibri" w:hAnsi="Calibri" w:eastAsia="Calibri"/>
-                <w:b w:val="0"/>
-                <w:color w:val="2B2B2B"/>
-                <w:sz w:val="20"/>
-              </w:rPr>
-              <w:t>Sustentacion final: 15 min + 5 de preguntas (mismo dia del Parcial 3)</w:t>
+              <w:t>1 a 2 paginas con capturas, en el orden de la plantilla: registrar, agendar, buscar, ver el historial y que pasa con un dato mal escrito.</w:t>
             </w:r>
           </w:p>
         </w:tc>
@@ -957,88 +691,14 @@
           <w:color w:val="095292"/>
           <w:sz w:val="24"/>
         </w:rPr>
-        <w:t>6. Entregables finales</w:t>
-      </w:r>
-    </w:p>
-    <w:p>
-      <w:pPr>
-        <w:pStyle w:val="ListBullet"/>
-        <w:spacing w:after="40"/>
-      </w:pPr>
-      <w:r>
-        <w:rPr>
-          <w:rFonts w:ascii="Calibri" w:hAnsi="Calibri" w:eastAsia="Calibri"/>
-          <w:b w:val="0"/>
-          <w:color w:val="2B2B2B"/>
-          <w:sz w:val="22"/>
-        </w:rPr>
-        <w:t>Codigo fuente del proyecto, dentro del .zip; ademas, el enlace al repositorio (obligatorio, seccion 8).</w:t>
-      </w:r>
-    </w:p>
-    <w:p>
-      <w:pPr>
-        <w:pStyle w:val="ListBullet"/>
-        <w:spacing w:after="40"/>
-      </w:pPr>
-      <w:r>
-        <w:rPr>
-          <w:rFonts w:ascii="Calibri" w:hAnsi="Calibri" w:eastAsia="Calibri"/>
-          <w:b w:val="0"/>
-          <w:color w:val="2B2B2B"/>
-          <w:sz w:val="22"/>
-        </w:rPr>
-        <w:t>Archivo de datos de ejemplo (.txt o .csv) con registros de prueba.</w:t>
-      </w:r>
-    </w:p>
-    <w:p>
-      <w:pPr>
-        <w:pStyle w:val="ListBullet"/>
-        <w:spacing w:after="40"/>
-      </w:pPr>
-      <w:r>
-        <w:rPr>
-          <w:rFonts w:ascii="Calibri" w:hAnsi="Calibri" w:eastAsia="Calibri"/>
-          <w:b w:val="0"/>
-          <w:color w:val="2B2B2B"/>
-          <w:sz w:val="22"/>
-        </w:rPr>
-        <w:t>Manual de usuario breve (1-2 paginas) con capturas de la interfaz.</w:t>
-      </w:r>
-    </w:p>
-    <w:p>
-      <w:pPr>
-        <w:pStyle w:val="ListBullet"/>
-        <w:spacing w:after="40"/>
-      </w:pPr>
-      <w:r>
-        <w:rPr>
-          <w:rFonts w:ascii="Calibri" w:hAnsi="Calibri" w:eastAsia="Calibri"/>
-          <w:b w:val="0"/>
-          <w:color w:val="2B2B2B"/>
-          <w:sz w:val="22"/>
-        </w:rPr>
-        <w:t>Sustentacion: 15 minutos de exposicion + 5 de preguntas por equipo, turno de 20 minutos; participan todos los integrantes.</w:t>
-      </w:r>
-    </w:p>
-    <w:p>
-      <w:pPr>
-        <w:spacing w:after="120" w:before="240"/>
-        <w:jc w:val="left"/>
-      </w:pPr>
-      <w:r>
-        <w:rPr>
-          <w:rFonts w:ascii="Calibri" w:hAnsi="Calibri" w:eastAsia="Calibri"/>
-          <w:b/>
-          <w:color w:val="095292"/>
-          <w:sz w:val="24"/>
-        </w:rPr>
-        <w:t>7. Criterios de evaluacion (100 puntos)</w:t>
+        <w:t>3. Como se califica (100 puntos)</w:t>
       </w:r>
     </w:p>
     <w:tbl>
       <w:tblPr>
         <w:tblStyle w:val="TableGrid"/>
         <w:tblW w:type="auto" w:w="0"/>
+        <w:tblLayout w:type="fixed"/>
         <w:tblLook w:firstColumn="1" w:firstRow="1" w:lastColumn="0" w:lastRow="0" w:noHBand="0" w:noVBand="1" w:val="04A0"/>
       </w:tblPr>
       <w:tblGrid>
@@ -1049,7 +709,7 @@
       <w:tr>
         <w:tc>
           <w:tcPr>
-            <w:tcW w:type="dxa" w:w="3264"/>
+            <w:tcW w:type="dxa" w:w="3024"/>
             <w:shd w:val="clear" w:fill="095292"/>
           </w:tcPr>
           <w:p>
@@ -1067,7 +727,7 @@
         </w:tc>
         <w:tc>
           <w:tcPr>
-            <w:tcW w:type="dxa" w:w="3264"/>
+            <w:tcW w:type="dxa" w:w="720"/>
             <w:shd w:val="clear" w:fill="095292"/>
           </w:tcPr>
           <w:p>
@@ -1085,7 +745,7 @@
         </w:tc>
         <w:tc>
           <w:tcPr>
-            <w:tcW w:type="dxa" w:w="3264"/>
+            <w:tcW w:type="dxa" w:w="6048"/>
             <w:shd w:val="clear" w:fill="095292"/>
           </w:tcPr>
           <w:p>
@@ -1105,7 +765,7 @@
       <w:tr>
         <w:tc>
           <w:tcPr>
-            <w:tcW w:type="dxa" w:w="3264"/>
+            <w:tcW w:type="dxa" w:w="3024"/>
           </w:tcPr>
           <w:p>
             <w:r/>
@@ -1122,7 +782,7 @@
         </w:tc>
         <w:tc>
           <w:tcPr>
-            <w:tcW w:type="dxa" w:w="3264"/>
+            <w:tcW w:type="dxa" w:w="720"/>
           </w:tcPr>
           <w:p>
             <w:r/>
@@ -1139,7 +799,7 @@
         </w:tc>
         <w:tc>
           <w:tcPr>
-            <w:tcW w:type="dxa" w:w="3264"/>
+            <w:tcW w:type="dxa" w:w="6048"/>
           </w:tcPr>
           <w:p>
             <w:r/>
@@ -1150,7 +810,7 @@
                 <w:color w:val="2B2B2B"/>
                 <w:sz w:val="20"/>
               </w:rPr>
-              <w:t>Clases del dominio bien modeladas; encapsulamiento y herencia con proposito</w:t>
+              <w:t>Clases del dominio con encapsulamiento, y herencia con proposito.</w:t>
             </w:r>
           </w:p>
         </w:tc>
@@ -1158,7 +818,7 @@
       <w:tr>
         <w:tc>
           <w:tcPr>
-            <w:tcW w:type="dxa" w:w="3264"/>
+            <w:tcW w:type="dxa" w:w="3024"/>
             <w:shd w:val="clear" w:fill="F2F2F2"/>
           </w:tcPr>
           <w:p>
@@ -1176,7 +836,7 @@
         </w:tc>
         <w:tc>
           <w:tcPr>
-            <w:tcW w:type="dxa" w:w="3264"/>
+            <w:tcW w:type="dxa" w:w="720"/>
             <w:shd w:val="clear" w:fill="F2F2F2"/>
           </w:tcPr>
           <w:p>
@@ -1194,7 +854,7 @@
         </w:tc>
         <w:tc>
           <w:tcPr>
-            <w:tcW w:type="dxa" w:w="3264"/>
+            <w:tcW w:type="dxa" w:w="6048"/>
             <w:shd w:val="clear" w:fill="F2F2F2"/>
           </w:tcPr>
           <w:p>
@@ -1206,7 +866,7 @@
                 <w:color w:val="2B2B2B"/>
                 <w:sz w:val="20"/>
               </w:rPr>
-              <w:t>Coleccion adecuada al caso y justificada</w:t>
+              <w:t>La coleccion adecuada para cada caso.</w:t>
             </w:r>
           </w:p>
         </w:tc>
@@ -1214,7 +874,7 @@
       <w:tr>
         <w:tc>
           <w:tcPr>
-            <w:tcW w:type="dxa" w:w="3264"/>
+            <w:tcW w:type="dxa" w:w="3024"/>
           </w:tcPr>
           <w:p>
             <w:r/>
@@ -1231,7 +891,7 @@
         </w:tc>
         <w:tc>
           <w:tcPr>
-            <w:tcW w:type="dxa" w:w="3264"/>
+            <w:tcW w:type="dxa" w:w="720"/>
           </w:tcPr>
           <w:p>
             <w:r/>
@@ -1248,7 +908,7 @@
         </w:tc>
         <w:tc>
           <w:tcPr>
-            <w:tcW w:type="dxa" w:w="3264"/>
+            <w:tcW w:type="dxa" w:w="6048"/>
           </w:tcPr>
           <w:p>
             <w:r/>
@@ -1259,7 +919,7 @@
                 <w:color w:val="2B2B2B"/>
                 <w:sz w:val="20"/>
               </w:rPr>
-              <w:t>Ventanas funcionales; el usuario puede completar las tareas</w:t>
+              <w:t>Ventanas con las que se completan las tareas.</w:t>
             </w:r>
           </w:p>
         </w:tc>
@@ -1267,7 +927,7 @@
       <w:tr>
         <w:tc>
           <w:tcPr>
-            <w:tcW w:type="dxa" w:w="3264"/>
+            <w:tcW w:type="dxa" w:w="3024"/>
             <w:shd w:val="clear" w:fill="F2F2F2"/>
           </w:tcPr>
           <w:p>
@@ -1285,7 +945,7 @@
         </w:tc>
         <w:tc>
           <w:tcPr>
-            <w:tcW w:type="dxa" w:w="3264"/>
+            <w:tcW w:type="dxa" w:w="720"/>
             <w:shd w:val="clear" w:fill="F2F2F2"/>
           </w:tcPr>
           <w:p>
@@ -1303,7 +963,7 @@
         </w:tc>
         <w:tc>
           <w:tcPr>
-            <w:tcW w:type="dxa" w:w="3264"/>
+            <w:tcW w:type="dxa" w:w="6048"/>
             <w:shd w:val="clear" w:fill="F2F2F2"/>
           </w:tcPr>
           <w:p>
@@ -1315,7 +975,7 @@
                 <w:color w:val="2B2B2B"/>
                 <w:sz w:val="20"/>
               </w:rPr>
-              <w:t>La aplicacion no se cae ante entradas invalidas</w:t>
+              <w:t>La aplicacion no se cae con datos invalidos.</w:t>
             </w:r>
           </w:p>
         </w:tc>
@@ -1323,7 +983,7 @@
       <w:tr>
         <w:tc>
           <w:tcPr>
-            <w:tcW w:type="dxa" w:w="3264"/>
+            <w:tcW w:type="dxa" w:w="3024"/>
           </w:tcPr>
           <w:p>
             <w:r/>
@@ -1340,7 +1000,7 @@
         </w:tc>
         <w:tc>
           <w:tcPr>
-            <w:tcW w:type="dxa" w:w="3264"/>
+            <w:tcW w:type="dxa" w:w="720"/>
           </w:tcPr>
           <w:p>
             <w:r/>
@@ -1357,7 +1017,7 @@
         </w:tc>
         <w:tc>
           <w:tcPr>
-            <w:tcW w:type="dxa" w:w="3264"/>
+            <w:tcW w:type="dxa" w:w="6048"/>
           </w:tcPr>
           <w:p>
             <w:r/>
@@ -1368,7 +1028,7 @@
                 <w:color w:val="2B2B2B"/>
                 <w:sz w:val="20"/>
               </w:rPr>
-              <w:t>Los datos sobreviven al cierre del programa</w:t>
+              <w:t>Los datos siguen ahi al cerrar y volver a abrir.</w:t>
             </w:r>
           </w:p>
         </w:tc>
@@ -1376,7 +1036,7 @@
       <w:tr>
         <w:tc>
           <w:tcPr>
-            <w:tcW w:type="dxa" w:w="3264"/>
+            <w:tcW w:type="dxa" w:w="3024"/>
             <w:shd w:val="clear" w:fill="F2F2F2"/>
           </w:tcPr>
           <w:p>
@@ -1394,7 +1054,7 @@
         </w:tc>
         <w:tc>
           <w:tcPr>
-            <w:tcW w:type="dxa" w:w="3264"/>
+            <w:tcW w:type="dxa" w:w="720"/>
             <w:shd w:val="clear" w:fill="F2F2F2"/>
           </w:tcPr>
           <w:p>
@@ -1412,7 +1072,7 @@
         </w:tc>
         <w:tc>
           <w:tcPr>
-            <w:tcW w:type="dxa" w:w="3264"/>
+            <w:tcW w:type="dxa" w:w="6048"/>
             <w:shd w:val="clear" w:fill="F2F2F2"/>
           </w:tcPr>
           <w:p>
@@ -1424,7 +1084,7 @@
                 <w:color w:val="2B2B2B"/>
                 <w:sz w:val="20"/>
               </w:rPr>
-              <w:t>Se pregunta al azar a cualquier integrante sobre cualquier parte</w:t>
+              <w:t>Preguntas al azar a cualquier integrante.</w:t>
             </w:r>
           </w:p>
         </w:tc>
@@ -1448,7 +1108,7 @@
           <w:color w:val="095292"/>
           <w:sz w:val="24"/>
         </w:rPr>
-        <w:t>8. Entrega y sustentacion</w:t>
+        <w:t>4. Entrega y sustentacion</w:t>
       </w:r>
     </w:p>
     <w:p>
@@ -1496,197 +1156,7 @@
           <w:color w:val="2B2B2B"/>
           <w:sz w:val="22"/>
         </w:rPr>
-        <w:t xml:space="preserve"> un solo archivo .zip —dentro puede ir cualquier tipo de archivo; maximo 50 MB—, con esto adentro:</w:t>
-      </w:r>
-    </w:p>
-    <w:tbl>
-      <w:tblPr>
-        <w:tblStyle w:val="TableGrid"/>
-        <w:tblW w:type="auto" w:w="0"/>
-        <w:tblLayout w:type="fixed"/>
-        <w:tblLook w:firstColumn="1" w:firstRow="1" w:lastColumn="0" w:lastRow="0" w:noHBand="0" w:noVBand="1" w:val="04A0"/>
-      </w:tblPr>
-      <w:tblGrid>
-        <w:gridCol w:w="4896"/>
-        <w:gridCol w:w="4896"/>
-      </w:tblGrid>
-      <w:tr>
-        <w:tc>
-          <w:tcPr>
-            <w:tcW w:type="dxa" w:w="2448"/>
-            <w:shd w:val="clear" w:fill="095292"/>
-          </w:tcPr>
-          <w:p>
-            <w:r/>
-            <w:r>
-              <w:rPr>
-                <w:rFonts w:ascii="Calibri" w:hAnsi="Calibri" w:eastAsia="Calibri"/>
-                <w:b/>
-                <w:color w:val="FFFFFF"/>
-                <w:sz w:val="20"/>
-              </w:rPr>
-              <w:t>En el .zip</w:t>
-            </w:r>
-          </w:p>
-        </w:tc>
-        <w:tc>
-          <w:tcPr>
-            <w:tcW w:type="dxa" w:w="7344"/>
-            <w:shd w:val="clear" w:fill="095292"/>
-          </w:tcPr>
-          <w:p>
-            <w:r/>
-            <w:r>
-              <w:rPr>
-                <w:rFonts w:ascii="Calibri" w:hAnsi="Calibri" w:eastAsia="Calibri"/>
-                <w:b/>
-                <w:color w:val="FFFFFF"/>
-                <w:sz w:val="20"/>
-              </w:rPr>
-              <w:t>Que contiene</w:t>
-            </w:r>
-          </w:p>
-        </w:tc>
-      </w:tr>
-      <w:tr>
-        <w:tc>
-          <w:tcPr>
-            <w:tcW w:type="dxa" w:w="2448"/>
-          </w:tcPr>
-          <w:p>
-            <w:r/>
-            <w:r>
-              <w:rPr>
-                <w:rFonts w:ascii="Calibri" w:hAnsi="Calibri" w:eastAsia="Calibri"/>
-                <w:b w:val="0"/>
-                <w:color w:val="2B2B2B"/>
-                <w:sz w:val="20"/>
-              </w:rPr>
-              <w:t>proyecto/</w:t>
-            </w:r>
-          </w:p>
-        </w:tc>
-        <w:tc>
-          <w:tcPr>
-            <w:tcW w:type="dxa" w:w="7344"/>
-          </w:tcPr>
-          <w:p>
-            <w:r/>
-            <w:r>
-              <w:rPr>
-                <w:rFonts w:ascii="Calibri" w:hAnsi="Calibri" w:eastAsia="Calibri"/>
-                <w:b w:val="0"/>
-                <w:color w:val="2B2B2B"/>
-                <w:sz w:val="20"/>
-              </w:rPr>
-              <w:t>El proyecto Java completo: la carpeta src con todos los .java, listo para compilar y ejecutar. Sin carpetas de compilacion (bin, out, target): pesan y no se califican.</w:t>
-            </w:r>
-          </w:p>
-        </w:tc>
-      </w:tr>
-      <w:tr>
-        <w:tc>
-          <w:tcPr>
-            <w:tcW w:type="dxa" w:w="2448"/>
-            <w:shd w:val="clear" w:fill="F2F2F2"/>
-          </w:tcPr>
-          <w:p>
-            <w:r/>
-            <w:r>
-              <w:rPr>
-                <w:rFonts w:ascii="Calibri" w:hAnsi="Calibri" w:eastAsia="Calibri"/>
-                <w:b w:val="0"/>
-                <w:color w:val="2B2B2B"/>
-                <w:sz w:val="20"/>
-              </w:rPr>
-              <w:t>datos/</w:t>
-            </w:r>
-          </w:p>
-        </w:tc>
-        <w:tc>
-          <w:tcPr>
-            <w:tcW w:type="dxa" w:w="7344"/>
-            <w:shd w:val="clear" w:fill="F2F2F2"/>
-          </w:tcPr>
-          <w:p>
-            <w:r/>
-            <w:r>
-              <w:rPr>
-                <w:rFonts w:ascii="Calibri" w:hAnsi="Calibri" w:eastAsia="Calibri"/>
-                <w:b w:val="0"/>
-                <w:color w:val="2B2B2B"/>
-                <w:sz w:val="20"/>
-              </w:rPr>
-              <w:t>El archivo .csv o .txt con registros de prueba: el mismo que la aplicacion lee al arrancar.</w:t>
-            </w:r>
-          </w:p>
-        </w:tc>
-      </w:tr>
-      <w:tr>
-        <w:tc>
-          <w:tcPr>
-            <w:tcW w:type="dxa" w:w="2448"/>
-          </w:tcPr>
-          <w:p>
-            <w:r/>
-            <w:r>
-              <w:rPr>
-                <w:rFonts w:ascii="Calibri" w:hAnsi="Calibri" w:eastAsia="Calibri"/>
-                <w:b w:val="0"/>
-                <w:color w:val="2B2B2B"/>
-                <w:sz w:val="20"/>
-              </w:rPr>
-              <w:t>Manual de usuario</w:t>
-            </w:r>
-          </w:p>
-        </w:tc>
-        <w:tc>
-          <w:tcPr>
-            <w:tcW w:type="dxa" w:w="7344"/>
-          </w:tcPr>
-          <w:p>
-            <w:r/>
-            <w:r>
-              <w:rPr>
-                <w:rFonts w:ascii="Calibri" w:hAnsi="Calibri" w:eastAsia="Calibri"/>
-                <w:b w:val="0"/>
-                <w:color w:val="2B2B2B"/>
-                <w:sz w:val="20"/>
-              </w:rPr>
-              <w:t>PDF de 1 a 2 paginas con capturas de la interfaz.</w:t>
-            </w:r>
-          </w:p>
-        </w:tc>
-      </w:tr>
-    </w:tbl>
-    <w:p>
-      <w:pPr>
-        <w:spacing w:after="80" w:before="0"/>
-        <w:jc w:val="left"/>
-      </w:pPr>
-    </w:p>
-    <w:p>
-      <w:pPr>
-        <w:pStyle w:val="ListBullet"/>
-        <w:spacing w:after="40"/>
-      </w:pPr>
-      <w:r>
-        <w:rPr>
-          <w:rFonts w:ascii="Calibri" w:hAnsi="Calibri" w:eastAsia="Calibri"/>
-          <w:b/>
-          <w:color w:val="2B2B2B"/>
-          <w:sz w:val="22"/>
-        </w:rPr>
-        <w:t>Enlace obligatorio:</w:t>
-      </w:r>
-      <w:r>
-        <w:rPr>
-          <w:rFonts w:ascii="Calibri" w:hAnsi="Calibri" w:eastAsia="Calibri"/>
-          <w:b w:val="0"/>
-          <w:color w:val="2B2B2B"/>
-          <w:sz w:val="22"/>
-        </w:rPr>
-        <w:t xml:space="preserve"> junto al .zip, el repositorio de GitHub con el mismo codigo, o la carpeta de Drive del equipo.</w:t>
+        <w:t xml:space="preserve"> el .zip (maximo 50 MB) y, junto a el, el repositorio de GitHub con el mismo codigo, o la carpeta de Drive del equipo.</w:t>
       </w:r>
     </w:p>
     <w:p>
@@ -1734,7 +1204,7 @@
           <w:color w:val="2B2B2B"/>
           <w:sz w:val="22"/>
         </w:rPr>
-        <w:t xml:space="preserve"> miercoles 18/11/2026, en la ultima clase (sesion 13, mismo dia del Parcial 3), por Meet: 15 minutos de exposicion + 5 minutos de preguntas por equipo (turno de 20 minutos); hablan todos los integrantes.</w:t>
+        <w:t xml:space="preserve"> miercoles 18/11/2026, en la ultima clase (mismo dia del Parcial 3), por Meet: 15 minutos de exposicion + 5 minutos de preguntas por equipo (turno de 20 minutos); hablan todos los integrantes.</w:t>
       </w:r>
     </w:p>
     <w:p>
@@ -1749,7 +1219,7 @@
           <w:color w:val="2B2B2B"/>
           <w:sz w:val="22"/>
         </w:rPr>
-        <w:t>Que se muestra en la sustentacion:</w:t>
+        <w:t>Que se muestra:</w:t>
       </w:r>
       <w:r>
         <w:rPr>
@@ -1759,6 +1229,75 @@
           <w:sz w:val="22"/>
         </w:rPr>
         <w:t xml:space="preserve"> la aplicacion corriendo en vivo: registrar una mascota, buscarla por su ID, escribir un dato invalido sin que se cierre, y cerrar y volver a abrir para mostrar que los datos siguen ahi.</w:t>
+      </w:r>
+    </w:p>
+    <w:p>
+      <w:pPr>
+        <w:spacing w:after="120" w:before="240"/>
+        <w:jc w:val="left"/>
+      </w:pPr>
+      <w:r>
+        <w:rPr>
+          <w:rFonts w:ascii="Calibri" w:hAnsi="Calibri" w:eastAsia="Calibri"/>
+          <w:b/>
+          <w:color w:val="095292"/>
+          <w:sz w:val="24"/>
+        </w:rPr>
+        <w:t>5. Reglas</w:t>
+      </w:r>
+    </w:p>
+    <w:p>
+      <w:pPr>
+        <w:pStyle w:val="ListBullet"/>
+        <w:spacing w:after="40"/>
+      </w:pPr>
+      <w:r>
+        <w:rPr>
+          <w:rFonts w:ascii="Calibri" w:hAnsi="Calibri" w:eastAsia="Calibri"/>
+          <w:b/>
+          <w:color w:val="2B2B2B"/>
+          <w:sz w:val="22"/>
+        </w:rPr>
+        <w:t>Equipo de 4 a 5 integrantes (maximo 5)</w:t>
+      </w:r>
+      <w:r>
+        <w:rPr>
+          <w:rFonts w:ascii="Calibri" w:hAnsi="Calibri" w:eastAsia="Calibri"/>
+          <w:b w:val="0"/>
+          <w:color w:val="2B2B2B"/>
+          <w:sz w:val="22"/>
+        </w:rPr>
+        <w:t>, el mismo hasta el final. Es regla solo del proyecto: talleres, quices y parciales tienen su propia modalidad.</w:t>
+      </w:r>
+    </w:p>
+    <w:p>
+      <w:pPr>
+        <w:pStyle w:val="ListBullet"/>
+        <w:spacing w:after="40"/>
+      </w:pPr>
+      <w:r>
+        <w:rPr>
+          <w:rFonts w:ascii="Calibri" w:hAnsi="Calibri" w:eastAsia="Calibri"/>
+          <w:b w:val="0"/>
+          <w:color w:val="2B2B2B"/>
+          <w:sz w:val="22"/>
+        </w:rPr>
+        <w:t>Todos los integrantes deben poder explicar cualquier parte: en la sustentacion las preguntas van al azar a cualquiera.</w:t>
+      </w:r>
+    </w:p>
+    <w:p>
+      <w:pPr>
+        <w:pStyle w:val="ListBullet"/>
+        <w:spacing w:after="40"/>
+      </w:pPr>
+      <w:r>
+        <w:rPr>
+          <w:rFonts w:ascii="Calibri" w:hAnsi="Calibri" w:eastAsia="Calibri"/>
+          <w:b w:val="0"/>
+          <w:color w:val="2B2B2B"/>
+          <w:sz w:val="22"/>
+        </w:rPr>
+        <w:t>Java con Swing o JavaFX, en VS Code o el IDE del equipo. Los datos se guardan en archivos .csv o .txt.</w:t>
       </w:r>
     </w:p>
     <w:sectPr>
